--- a/docs/자연돌봄공동체_조합원모집제안서.docx
+++ b/docs/자연돌봄공동체_조합원모집제안서.docx
@@ -930,14 +930,6 @@
     </w:p>
     <w:p>
       <w:pPr>
-        <w:pStyle w:val="Heading3"/>
-      </w:pPr>
-      <w:r>
-        <w:t xml:space="preserve">평생 배우고 즐기는 일상</w:t>
-      </w:r>
-    </w:p>
-    <w:p>
-      <w:pPr>
         <w:pStyle w:val="ListParagraph"/>
         <w:numPr>
           <w:ilvl w:val="0"/>
@@ -950,7 +942,15 @@
           <w:b w:val="false"/>
           <w:bCs w:val="false"/>
         </w:rPr>
-        <w:t xml:space="preserve">취미 동아리 — 서예·그림·음악·바둑·원예 등 함께 즐기는 모임이 일상에 있습니다.</w:t>
+        <w:t xml:space="preserve">치유농업 체험 — 스마트팜과 텃밭에서 가꾸고 수확하는 치유농업 프로그램이 열립니다. 멀리 사는 가족이 찾아와 함께 체험하고, 자연스레 이 공동체의 일원이 되고 싶어집니다.</w:t>
+      </w:r>
+    </w:p>
+    <w:p>
+      <w:pPr>
+        <w:pStyle w:val="Heading3"/>
+      </w:pPr>
+      <w:r>
+        <w:t xml:space="preserve">평생 배우고 즐기는 일상</w:t>
       </w:r>
     </w:p>
     <w:p>
@@ -967,7 +967,7 @@
           <w:b w:val="false"/>
           <w:bCs w:val="false"/>
         </w:rPr>
-        <w:t xml:space="preserve">평생학습 — 배우고 싶은 것을 계속 배우고, 가진 재능은 이웃과 나눕니다.</w:t>
+        <w:t xml:space="preserve">취미 동아리 — 서예·그림·음악·바둑·원예 등 함께 즐기는 모임이 일상에 있습니다.</w:t>
       </w:r>
     </w:p>
     <w:p>
@@ -984,29 +984,7 @@
           <w:b w:val="false"/>
           <w:bCs w:val="false"/>
         </w:rPr>
-        <w:t xml:space="preserve">마을학교 — 어르신이 아이들에게 살아온 지혜와 전통 기술을 전하는 세대 교류의 교실이 열립니다.</w:t>
-      </w:r>
-    </w:p>
-    <w:p>
-      <w:pPr>
-        <w:pStyle w:val="Heading1"/>
-      </w:pPr>
-      <w:r>
-        <w:t xml:space="preserve">4.  내 손길이 만드는 5가지 상호돌봄의 매력</w:t>
-      </w:r>
-    </w:p>
-    <w:p>
-      <w:pPr>
-        <w:spacing w:after="120" w:before="0" w:line="276"/>
-      </w:pPr>
-      <w:r>
-        <w:rPr>
-          <w:b w:val="false"/>
-          <w:bCs w:val="false"/>
-          <w:i w:val="false"/>
-          <w:iCs w:val="false"/>
-        </w:rPr>
-        <w:t xml:space="preserve">이 공동체에서 당신은 단순한 거주자가 아닙니다. 매일 아침, 나의 손길과 지혜가 필요한 존재들과 연결되며 삶의 위대한 의미를 되찾습니다.</w:t>
+        <w:t xml:space="preserve">평생학습 — 배우고 싶은 것을 계속 배우고, 가진 재능은 이웃과 나눕니다.</w:t>
       </w:r>
     </w:p>
     <w:p>
@@ -1020,21 +998,32 @@
       </w:pPr>
       <w:r>
         <w:rPr>
-          <w:b/>
-          <w:bCs/>
-          <w:i w:val="false"/>
-          <w:iCs w:val="false"/>
-        </w:rPr>
-        <w:t xml:space="preserve">내가 기른 양식과 에너지의 관리자 — </w:t>
-      </w:r>
-      <w:r>
-        <w:rPr>
-          <w:b w:val="false"/>
-          <w:bCs w:val="false"/>
-          <w:i w:val="false"/>
-          <w:iCs w:val="false"/>
-        </w:rPr>
-        <w:t xml:space="preserve">스마트팜 유기농 작물이 공동체 식탁에 오르고, 내가 관리하는 태양광·ESS가 마을의 청정에너지가 됩니다.</w:t>
+          <w:b w:val="false"/>
+          <w:bCs w:val="false"/>
+        </w:rPr>
+        <w:t xml:space="preserve">마을학교 — 어르신이 아이들에게 살아온 지혜와 전통 기술을 전하는 세대 교류의 교실이 열립니다.</w:t>
+      </w:r>
+    </w:p>
+    <w:p>
+      <w:pPr>
+        <w:pStyle w:val="Heading1"/>
+      </w:pPr>
+      <w:r>
+        <w:t xml:space="preserve">4.  내 손길이 만드는 5가지 상호돌봄의 매력</w:t>
+      </w:r>
+    </w:p>
+    <w:p>
+      <w:pPr>
+        <w:spacing w:after="120" w:before="0" w:line="276"/>
+      </w:pPr>
+      <w:r>
+        <w:rPr>
+          <w:b w:val="false"/>
+          <w:bCs w:val="false"/>
+          <w:i w:val="false"/>
+          <w:iCs w:val="false"/>
+        </w:rPr>
+        <w:t xml:space="preserve">이 공동체에서 당신은 단순한 거주자가 아닙니다. 매일 아침, 나의 손길과 지혜가 필요한 존재들과 연결되며 삶의 위대한 의미를 되찾습니다.</w:t>
       </w:r>
     </w:p>
     <w:p>
@@ -1053,16 +1042,16 @@
           <w:i w:val="false"/>
           <w:iCs w:val="false"/>
         </w:rPr>
-        <w:t xml:space="preserve">상처받은 아동의 따뜻한 양부모 — </w:t>
-      </w:r>
-      <w:r>
-        <w:rPr>
-          <w:b w:val="false"/>
-          <w:bCs w:val="false"/>
-          <w:i w:val="false"/>
-          <w:iCs w:val="false"/>
-        </w:rPr>
-        <w:t xml:space="preserve">그룹홈 아이들에게 ‘마을의 부모’로서 정서적 울타리가 되어 한 아이의 인생을 함께 키웁니다.</w:t>
+        <w:t xml:space="preserve">내가 기른 양식과 에너지의 관리자 — </w:t>
+      </w:r>
+      <w:r>
+        <w:rPr>
+          <w:b w:val="false"/>
+          <w:bCs w:val="false"/>
+          <w:i w:val="false"/>
+          <w:iCs w:val="false"/>
+        </w:rPr>
+        <w:t xml:space="preserve">스마트팜 유기농 작물이 공동체 식탁에 오르고, 내가 관리하는 태양광·ESS가 마을의 청정에너지가 됩니다.</w:t>
       </w:r>
     </w:p>
     <w:p>
@@ -1081,16 +1070,16 @@
           <w:i w:val="false"/>
           <w:iCs w:val="false"/>
         </w:rPr>
-        <w:t xml:space="preserve">돌봄이 필요한 노인들의 든든한 서포터 — </w:t>
-      </w:r>
-      <w:r>
-        <w:rPr>
-          <w:b w:val="false"/>
-          <w:bCs w:val="false"/>
-          <w:i w:val="false"/>
-          <w:iCs w:val="false"/>
-        </w:rPr>
-        <w:t xml:space="preserve">어르신이 품격을 잃지 않고 존엄하게 살아가도록 일상과 정서적 안정을 지원합니다.</w:t>
+        <w:t xml:space="preserve">상처받은 아동의 따뜻한 양부모 — </w:t>
+      </w:r>
+      <w:r>
+        <w:rPr>
+          <w:b w:val="false"/>
+          <w:bCs w:val="false"/>
+          <w:i w:val="false"/>
+          <w:iCs w:val="false"/>
+        </w:rPr>
+        <w:t xml:space="preserve">그룹홈 아이들에게 ‘마을의 부모’로서 정서적 울타리가 되어 한 아이의 인생을 함께 키웁니다.</w:t>
       </w:r>
     </w:p>
     <w:p>
@@ -1109,16 +1098,16 @@
           <w:i w:val="false"/>
           <w:iCs w:val="false"/>
         </w:rPr>
-        <w:t xml:space="preserve">버려진 유기견의 위대한 반려자 — </w:t>
-      </w:r>
-      <w:r>
-        <w:rPr>
-          <w:b w:val="false"/>
-          <w:bCs w:val="false"/>
-          <w:i w:val="false"/>
-          <w:iCs w:val="false"/>
-        </w:rPr>
-        <w:t xml:space="preserve">상처받은 유기견을 ‘동물 매개 치유견’으로 재탄생시키는 기쁨을 누립니다.</w:t>
+        <w:t xml:space="preserve">돌봄이 필요한 노인들의 든든한 서포터 — </w:t>
+      </w:r>
+      <w:r>
+        <w:rPr>
+          <w:b w:val="false"/>
+          <w:bCs w:val="false"/>
+          <w:i w:val="false"/>
+          <w:iCs w:val="false"/>
+        </w:rPr>
+        <w:t xml:space="preserve">어르신이 품격을 잃지 않고 존엄하게 살아가도록 일상과 정서적 안정을 지원합니다.</w:t>
       </w:r>
     </w:p>
     <w:p>
@@ -1137,6 +1126,34 @@
           <w:i w:val="false"/>
           <w:iCs w:val="false"/>
         </w:rPr>
+        <w:t xml:space="preserve">버려진 유기견의 위대한 반려자 — </w:t>
+      </w:r>
+      <w:r>
+        <w:rPr>
+          <w:b w:val="false"/>
+          <w:bCs w:val="false"/>
+          <w:i w:val="false"/>
+          <w:iCs w:val="false"/>
+        </w:rPr>
+        <w:t xml:space="preserve">상처받은 유기견을 ‘동물 매개 치유견’으로 재탄생시키는 기쁨을 누립니다.</w:t>
+      </w:r>
+    </w:p>
+    <w:p>
+      <w:pPr>
+        <w:pStyle w:val="ListParagraph"/>
+        <w:numPr>
+          <w:ilvl w:val="0"/>
+          <w:numId w:val="2"/>
+        </w:numPr>
+        <w:spacing w:after="60" w:line="270"/>
+      </w:pPr>
+      <w:r>
+        <w:rPr>
+          <w:b/>
+          <w:bCs/>
+          <w:i w:val="false"/>
+          <w:iCs w:val="false"/>
+        </w:rPr>
         <w:t xml:space="preserve">도전하는 청년들의 지혜로운 멘토 — </w:t>
       </w:r>
       <w:r>
@@ -1149,6 +1166,55 @@
         <w:t xml:space="preserve">창업하려는 2030 청년 크루에게 평생의 인맥과 비즈니스 경험을 전수하는 나침반이 됩니다.</w:t>
       </w:r>
     </w:p>
+    <w:tbl>
+      <w:tblPr>
+        <w:tblW w:type="dxa" w:w="9360"/>
+        <w:tblBorders>
+          <w:top w:val="single" w:color="auto" w:sz="4"/>
+          <w:left w:val="single" w:color="auto" w:sz="4"/>
+          <w:bottom w:val="single" w:color="auto" w:sz="4"/>
+          <w:right w:val="single" w:color="auto" w:sz="4"/>
+          <w:insideH w:val="single" w:color="auto" w:sz="4"/>
+          <w:insideV w:val="single" w:color="auto" w:sz="4"/>
+        </w:tblBorders>
+      </w:tblPr>
+      <w:tblGrid>
+        <w:gridCol w:w="9360"/>
+      </w:tblGrid>
+      <w:tr>
+        <w:tc>
+          <w:tcPr>
+            <w:tcW w:type="dxa" w:w="9360"/>
+            <w:tcBorders>
+              <w:top w:val="single" w:color="E8F5E9" w:sz="4"/>
+              <w:left w:val="single" w:color="2E7D32" w:sz="18"/>
+              <w:bottom w:val="single" w:color="E8F5E9" w:sz="4"/>
+              <w:right w:val="single" w:color="E8F5E9" w:sz="4"/>
+            </w:tcBorders>
+            <w:shd w:fill="E8F5E9" w:val="clear"/>
+            <w:tcMar>
+              <w:top w:type="dxa" w:w="120"/>
+              <w:left w:type="dxa" w:w="200"/>
+              <w:bottom w:type="dxa" w:w="120"/>
+              <w:right w:type="dxa" w:w="160"/>
+            </w:tcMar>
+          </w:tcPr>
+          <w:p>
+            <w:r>
+              <w:rPr>
+                <w:b/>
+                <w:bCs/>
+                <w:color w:val="1B5E20"/>
+              </w:rPr>
+              <w:t xml:space="preserve">그리고, 장애가 격리의 이유가 되지 않는 공동체. </w:t>
+            </w:r>
+            <w:r>
+              <w:t xml:space="preserve">한 조합원은 평생을 목수로 살았습니다. 발달장애가 있는 그의 아들은 아버지의 공방에서 나무를 배우며 어엿한 목수로 자라고 있습니다. 우리는 장애 청년에게 ‘일을 배워 스스로 서는 길’과 ‘일이 어려워도 일·생활·관계를 함께 잇는 돌봄의 길’을 나란히 둡니다. 부모와 장애 자녀가 함께 입주해 한 공방에서 기술과 삶을 잇습니다.</w:t>
+            </w:r>
+          </w:p>
+        </w:tc>
+      </w:tr>
+    </w:tbl>
     <w:p>
       <w:r>
         <w:br w:type="page"/>
@@ -3753,6 +3819,55 @@
         <w:t xml:space="preserve">출자금 1좌 10만원, 최소 10좌(100만원)로 조합원 자격·의결권 취득. 입주 시 보증금 2,000만원 별도 납부(퇴거 시 반환).</w:t>
       </w:r>
     </w:p>
+    <w:tbl>
+      <w:tblPr>
+        <w:tblW w:type="dxa" w:w="9360"/>
+        <w:tblBorders>
+          <w:top w:val="single" w:color="auto" w:sz="4"/>
+          <w:left w:val="single" w:color="auto" w:sz="4"/>
+          <w:bottom w:val="single" w:color="auto" w:sz="4"/>
+          <w:right w:val="single" w:color="auto" w:sz="4"/>
+          <w:insideH w:val="single" w:color="auto" w:sz="4"/>
+          <w:insideV w:val="single" w:color="auto" w:sz="4"/>
+        </w:tblBorders>
+      </w:tblPr>
+      <w:tblGrid>
+        <w:gridCol w:w="9360"/>
+      </w:tblGrid>
+      <w:tr>
+        <w:tc>
+          <w:tcPr>
+            <w:tcW w:type="dxa" w:w="9360"/>
+            <w:tcBorders>
+              <w:top w:val="single" w:color="E8F5E9" w:sz="4"/>
+              <w:left w:val="single" w:color="2E7D32" w:sz="18"/>
+              <w:bottom w:val="single" w:color="E8F5E9" w:sz="4"/>
+              <w:right w:val="single" w:color="E8F5E9" w:sz="4"/>
+            </w:tcBorders>
+            <w:shd w:fill="E8F5E9" w:val="clear"/>
+            <w:tcMar>
+              <w:top w:type="dxa" w:w="120"/>
+              <w:left w:type="dxa" w:w="200"/>
+              <w:bottom w:type="dxa" w:w="120"/>
+              <w:right w:type="dxa" w:w="160"/>
+            </w:tcMar>
+          </w:tcPr>
+          <w:p>
+            <w:r>
+              <w:rPr>
+                <w:b/>
+                <w:bCs/>
+                <w:color w:val="1B5E20"/>
+              </w:rPr>
+              <w:t xml:space="preserve">지난 삶이 무너졌더라도 괜찮습니다. </w:t>
+            </w:r>
+            <w:r>
+              <w:t xml:space="preserve">한때 잘 살았으나 지금은 어려운 분, 사회와 멀어졌던 분도 — 함께 일하겠다는 마음과 서로 간의 적합성만 있다면 이 공동체에서 다시 주체로 일어설 수 있습니다. 들어와 노동으로 기여하고, 원하면 요양보호사 같은 자격을 갖춰 돌봄을 받던 자리에서 돌봄을 주는 자리로 옮겨갑니다. 우리는 시혜가 아니라 함께 일어서는 전환을 믿습니다.</w:t>
+            </w:r>
+          </w:p>
+        </w:tc>
+      </w:tr>
+    </w:tbl>
     <w:p>
       <w:pPr>
         <w:pStyle w:val="Heading2"/>

--- a/docs/자연돌봄공동체_조합원모집제안서.docx
+++ b/docs/자연돌봄공동체_조합원모집제안서.docx
@@ -107,7 +107,7 @@
               <w:jc w:val="center"/>
             </w:pPr>
             <w:r>
-              <w:t xml:space="preserve">나만을 위한 실버타운이나 단순한 귀촌을 단호히 거부하고,</w:t>
+              <w:t>나만을 위한 실버타운이나 홀로 하는 귀촌을 단호히 거부하고,</w:t>
             </w:r>
           </w:p>
           <w:p>
@@ -149,7 +149,7 @@
           <w:iCs w:val="false"/>
           <w:color w:val="555555"/>
         </w:rPr>
-        <w:t xml:space="preserve">자연돌봄공동체 사회적협동조합 설립 준비위원회</w:t>
+        <w:t xml:space="preserve">사회적협동조합 자연돌봄공동체 설립 준비위원회</w:t>
       </w:r>
     </w:p>
     <w:p>
@@ -192,7 +192,7 @@
           <w:i w:val="false"/>
           <w:iCs w:val="false"/>
         </w:rPr>
-        <w:t xml:space="preserve">55~65세 장년층과 그 이상의 액티브 시니어(Active Senior)층은 역사상 가장 젊고, 가장 유능하며, 가장 풍부한 경험을 가진 ‘핵심세대’입니다. 그러나 지금의 사회는 이 위대한 세대에게 오직 ‘소비자’ 혹은 ‘부양의 대상’이라는 좁은 선택지만을 제시합니다.</w:t>
+        <w:t xml:space="preserve">55~65세 장년층과 그 이상의 활동적인 시니어층은 역사상 가장 젊고, 가장 유능하며, 가장 풍부한 경험을 가진 ‘핵심세대’입니다. 그러나 지금의 사회는 이 위대한 세대에게 오직 ‘소비자’ 혹은 ‘부양의 대상’이라는 좁은 선택지만을 제시합니다.</w:t>
       </w:r>
     </w:p>
     <w:p>
@@ -206,7 +206,7 @@
           <w:i w:val="false"/>
           <w:iCs w:val="false"/>
         </w:rPr>
-        <w:t xml:space="preserve">우리가 만드는 사회적협동조합 공동체는 다릅니다. 우리 스스로가 중심축이 되어, 가장 소외된 존재들 — 후기 고령의 노인, 자라나는 아동, 외로운 청년, 상처받은 유기견, 그리고 파괴되어 가는 자연 — 을 하나의 유기적 고리로 묶어 서로가 서로를 치유하는 ‘순환형 상호돌봄(Circular Mutual Care) 생태계’를 실현하고자 합니다.</w:t>
+        <w:t xml:space="preserve">우리가 만드는 사회적협동조합 공동체는 다릅니다. 우리 스스로가 중심축이 되어, 가장 소외된 존재들 — 후기 고령의 노인, 자라나는 아동, 외로운 청년, 상처받은 유기견, 그리고 파괴되어 가는 자연 — 을 하나의 유기적 고리로 묶어 서로가 서로를 치유하는 ‘순환형 상호돌봄 공동체’를 실현하고자 합니다.</w:t>
       </w:r>
     </w:p>
     <w:p>
@@ -293,7 +293,7 @@
         <w:pStyle w:val="Heading1"/>
       </w:pPr>
       <w:r>
-        <w:t xml:space="preserve">2.  건강과 활동성 중심의 ‘세대·케어 순환 구조’</w:t>
+        <w:t xml:space="preserve">2.  건강과 활동성 중심의 ‘세대·돌봄 순환 구조’</w:t>
       </w:r>
     </w:p>
     <w:p>
@@ -475,7 +475,7 @@
               <w:spacing w:after="20" w:line="252"/>
             </w:pPr>
             <w:r>
-              <w:t xml:space="preserve">② 파트너 세대 (65~75세+ 액티브 시니어 | 지혜의 돛)</w:t>
+              <w:t xml:space="preserve">② 파트너 세대 (65~75세+ 활동적인 시니어 | 지혜의 돛)</w:t>
             </w:r>
           </w:p>
         </w:tc>
@@ -637,7 +637,7 @@
           <w:i w:val="false"/>
           <w:iCs w:val="false"/>
         </w:rPr>
-        <w:t xml:space="preserve">공동 식당, 커뮤니티 라운지, 가구 공방 등이 내 집 앞마당처럼 연결.</w:t>
+        <w:t xml:space="preserve">공동 식당, 공용 라운지, 가구 공방 등이 내 집 앞마당처럼 연결.</w:t>
       </w:r>
     </w:p>
     <w:p>
@@ -684,7 +684,7 @@
           <w:i w:val="false"/>
           <w:iCs w:val="false"/>
         </w:rPr>
-        <w:t xml:space="preserve">메디컬 &amp; 밀 케어 — </w:t>
+        <w:t xml:space="preserve">의료·식사 돌봄 — </w:t>
       </w:r>
       <w:r>
         <w:rPr>
@@ -715,7 +715,7 @@
           <w:i w:val="false"/>
           <w:iCs w:val="false"/>
         </w:rPr>
-        <w:t xml:space="preserve">개인실은 미니멀하게(웨트바 수준의 간이 취사만 허용, 화재 안전을 위해 개방형 화구는 두지 않음), 식사와 만남은 공동주방·식당을 중심으로 둡니다. 매일 세 번의 공동 식사는 단순한 끼니가 아니라 — 서로의 안부를 확인하고(고독 방지), 아동·노인이 한 식탁에 앉아 세대가 섞이며, 반려견과 함께 온기를 나누는 공동체의 심장입니다.</w:t>
+        <w:t>개인실은 미니멀하게(웨트바 수준의 간이 취사만 허용, 화재 안전을 위해 개방형 화구는 두지 않음), 식사와 만남은 공동주방·식당을 중심으로 둡니다. 매일 세 번의 공동 식사는 끼니를 넘어 — 서로의 안부를 확인하고(고독 방지), 아동·노인이 한 식탁에 앉아 세대가 섞이며, 반려견과 함께 온기를 나누는 공동체의 심장입니다.</w:t>
       </w:r>
     </w:p>
     <w:p>
@@ -1023,7 +1023,7 @@
           <w:i w:val="false"/>
           <w:iCs w:val="false"/>
         </w:rPr>
-        <w:t xml:space="preserve">이 공동체에서 당신은 단순한 거주자가 아닙니다. 매일 아침, 나의 손길과 지혜가 필요한 존재들과 연결되며 삶의 위대한 의미를 되찾습니다.</w:t>
+        <w:t>이 공동체에서 당신의 자리는 거주자에 머물지 않습니다. 매일 아침, 나의 손길과 지혜가 필요한 존재들과 연결되며 삶의 위대한 의미를 되찾습니다.</w:t>
       </w:r>
     </w:p>
     <w:p>
@@ -1650,7 +1650,7 @@
         <w:pStyle w:val="Heading1"/>
       </w:pPr>
       <w:r>
-        <w:t xml:space="preserve">6.  월 170만원 — ALL-IN에 담긴 가치</w:t>
+        <w:t>6.  월 150만원 — 모두 포함에 담긴 가치</w:t>
       </w:r>
     </w:p>
     <w:p>
@@ -1664,7 +1664,7 @@
           <w:i w:val="false"/>
           <w:iCs w:val="false"/>
         </w:rPr>
-        <w:t xml:space="preserve">보증금 2,000만원 + 월 170만원으로 아래 모든 것이 포함됩니다. 숨겨진 비용이 없습니다. 적극적으로 활동하면 돌봄코인 차감으로 실질 부담은 더 낮아집니다.</w:t>
+        <w:t>보증금 2,000만원 + 월 150만원으로 아래 모든 것이 포함됩니다. 숨겨진 비용이 없습니다. 적극적으로 활동하면 돌봄코인 차감으로 실질 부담은 더 낮아집니다.</w:t>
       </w:r>
     </w:p>
     <w:tbl>
@@ -2910,7 +2910,10 @@
               <w:spacing w:after="20" w:line="252"/>
             </w:pPr>
             <w:r>
-              <w:t xml:space="preserve">170만원 (ALL-IN)</w:t>
+              <w:rPr>
+                <w:b w:val="0"/>
+              </w:rPr>
+              <w:t>150만원 (모두 포함)</w:t>
             </w:r>
           </w:p>
         </w:tc>
@@ -2992,7 +2995,10 @@
               <w:spacing w:after="20" w:line="252"/>
             </w:pPr>
             <w:r>
-              <w:t xml:space="preserve">약 90만원 (+ 공단 급여)</w:t>
+              <w:rPr>
+                <w:b w:val="0"/>
+              </w:rPr>
+              <w:t>약 50만원 (+ 공단 급여)</w:t>
             </w:r>
           </w:p>
         </w:tc>
@@ -3073,7 +3079,10 @@
               <w:spacing w:after="20" w:line="252"/>
             </w:pPr>
             <w:r>
-              <w:t xml:space="preserve">약 60만원 (+ 공단 급여)</w:t>
+              <w:rPr>
+                <w:b w:val="0"/>
+              </w:rPr>
+              <w:t>무료 (+ 공단 급여 전액)</w:t>
             </w:r>
           </w:p>
         </w:tc>
@@ -3170,7 +3179,7 @@
           <w:i w:val="false"/>
           <w:iCs w:val="false"/>
         </w:rPr>
-        <w:t xml:space="preserve">케어 전환 시 보증금 차액 즉시 반환 — </w:t>
+        <w:t xml:space="preserve">돌봄 전환 시 보증금 차액 즉시 반환 — </w:t>
       </w:r>
       <w:r>
         <w:rPr>
@@ -3226,7 +3235,7 @@
           <w:b w:val="false"/>
           <w:bCs w:val="false"/>
         </w:rPr>
-        <w:t xml:space="preserve">월간 케어 리포트 — 건강·활동·정서 상태를 매달 가족에게 전합니다.</w:t>
+        <w:t xml:space="preserve">월간 돌봄 리포트 — 건강·활동·정서 상태를 매달 가족에게 전합니다.</w:t>
       </w:r>
     </w:p>
     <w:p>
@@ -3666,7 +3675,7 @@
               <w:spacing w:after="20" w:line="252"/>
             </w:pPr>
             <w:r>
-              <w:t xml:space="preserve">“오늘 멘토링·상호돌봄으로 5 돌봄코인이 적립되었습니다. 향후 돌봄이 필요할 때 청년 크루의 방문 서비스나 의료 케어권으로 100% 전환됩니다.” — 여전히 세상에 꼭 필요한 존재라는 충만감 속에 잠자리에 든다.</w:t>
+              <w:t xml:space="preserve">“오늘 멘토링·상호돌봄으로 5 돌봄코인이 적립되었습니다. 향후 돌봄이 필요할 때 청년 크루의 방문 서비스나 의료 돌봄권으로 전부 전환됩니다.” — 여전히 세상에 꼭 필요한 존재라는 충만감 속에 잠자리에 든다.</w:t>
             </w:r>
           </w:p>
         </w:tc>
@@ -3723,7 +3732,7 @@
           <w:i w:val="false"/>
           <w:iCs w:val="false"/>
         </w:rPr>
-        <w:t xml:space="preserve">핵심 주체 (55~75세 장년·액티브 시니어) — </w:t>
+        <w:t xml:space="preserve">핵심 주체 (55~75세 장년·활동적인 시니어) — </w:t>
       </w:r>
       <w:r>
         <w:rPr>
@@ -4209,7 +4218,7 @@
               <w:spacing w:after="20" w:line="252"/>
             </w:pPr>
             <w:r>
-              <w:t xml:space="preserve">에코 차박·공동체 부지 미리 경험</w:t>
+              <w:t xml:space="preserve">차박·공동체 부지 미리 경험</w:t>
             </w:r>
           </w:p>
         </w:tc>
@@ -4734,7 +4743,7 @@
           <w:iCs w:val="false"/>
           <w:color w:val="555555"/>
         </w:rPr>
-        <w:t xml:space="preserve">문의 및 접수 : 자연돌봄공동체 사회적협동조합 설립 준비위원회   대표 이 상 석  ☎ 010-2521-2030</w:t>
+        <w:t xml:space="preserve">문의 및 접수 : 사회적협동조합 자연돌봄공동체 설립 준비위원회   대표 이 상 석  ☎ 010-2521-2030</w:t>
       </w:r>
     </w:p>
     <w:p>
@@ -5055,7 +5064,7 @@
           <w:iCs w:val="false"/>
           <w:color w:val="555555"/>
         </w:rPr>
-        <w:t xml:space="preserve">자연돌봄공동체 사회적협동조합 설립 준비위원회  대표  이 상 석  올림</w:t>
+        <w:t xml:space="preserve">사회적협동조합 자연돌봄공동체 설립 준비위원회  대표  이 상 석  올림</w:t>
       </w:r>
     </w:p>
     <w:sectPr>
